--- a/public/templates/beautiful-creations/tender/REFERENCES.docx
+++ b/public/templates/beautiful-creations/tender/REFERENCES.docx
@@ -326,7 +326,7 @@
           <w:sz w:val="24"/>
           <w:szCs w:val="24"/>
         </w:rPr>
-        <w:t>19</w:t>
+        <w:t>{{dateDay}}{{daySuffix}} {{dateMonth}}, {{dateYear}}</w:t>
       </w:r>
       <w:r>
         <w:rPr>
@@ -335,7 +335,7 @@
           <w:szCs w:val="24"/>
           <w:vertAlign w:val="superscript"/>
         </w:rPr>
-        <w:t>th</w:t>
+        <w:t/>
       </w:r>
       <w:r>
         <w:rPr>
@@ -343,7 +343,7 @@
           <w:sz w:val="24"/>
           <w:szCs w:val="24"/>
         </w:rPr>
-        <w:t xml:space="preserve"> February</w:t>
+        <w:t xml:space="preserve"/>
       </w:r>
       <w:r>
         <w:rPr>
@@ -351,7 +351,7 @@
           <w:sz w:val="24"/>
           <w:szCs w:val="24"/>
         </w:rPr>
-        <w:t>, 202</w:t>
+        <w:t/>
       </w:r>
       <w:r>
         <w:rPr>
@@ -359,7 +359,7 @@
           <w:sz w:val="24"/>
           <w:szCs w:val="24"/>
         </w:rPr>
-        <w:t>6</w:t>
+        <w:t/>
       </w:r>
     </w:p>
     <w:p>
@@ -404,7 +404,7 @@
           <w:sz w:val="28"/>
           <w:szCs w:val="26"/>
         </w:rPr>
-        <w:t>SQ NO.: CR/SLCH/GD/001/25</w:t>
+        <w:t>SQ NO.: {{sqNumber}}</w:t>
       </w:r>
     </w:p>
     <w:p>
@@ -464,7 +464,7 @@
           <w:szCs w:val="24"/>
           <w:u w:val="single"/>
         </w:rPr>
-        <w:t>PROCUREMENT</w:t>
+        <w:t>{{titleUpper}}</w:t>
       </w:r>
       <w:r>
         <w:rPr>
@@ -475,7 +475,7 @@
           <w:szCs w:val="24"/>
           <w:u w:val="single"/>
         </w:rPr>
-        <w:t xml:space="preserve"> OF </w:t>
+        <w:t xml:space="preserve"/>
       </w:r>
       <w:r>
         <w:rPr>
@@ -486,7 +486,7 @@
           <w:szCs w:val="24"/>
           <w:u w:val="single"/>
         </w:rPr>
-        <w:t>NON-DRUG CONSUMABLES</w:t>
+        <w:t/>
       </w:r>
     </w:p>
     <w:p>
@@ -517,7 +517,7 @@
           <w:sz w:val="26"/>
           <w:szCs w:val="26"/>
         </w:rPr>
-        <w:t>NON-DRUG CONSUMABLES</w:t>
+        <w:t>{{itemNameUpper}}</w:t>
       </w:r>
       <w:r>
         <w:rPr>
@@ -672,7 +672,7 @@
           <w:sz w:val="26"/>
           <w:szCs w:val="26"/>
         </w:rPr>
-        <w:t xml:space="preserve"> NON-DRUG CONSUMABLES</w:t>
+        <w:t xml:space="preserve"> {{itemNameUpper}}</w:t>
       </w:r>
       <w:r>
         <w:rPr>
